--- a/docs/docx/sprint-progress.docx
+++ b/docs/docx/sprint-progress.docx
@@ -180,7 +180,7 @@
         <w:spacing w:after="120"/>
       </w:pPr>
       <w:r>
-        <w:t>sprints. This document reports what each of those sprints actually produced,</w:t>
+        <w:t>sprints. This document reports what each of those sprints produced, against the</w:t>
       </w:r>
     </w:p>
     <w:p>
@@ -188,7 +188,7 @@
         <w:spacing w:after="120"/>
       </w:pPr>
       <w:r>
-        <w:t>against the deliverables A2 named, with a pointer to where a marker can verify</w:t>
+        <w:t>deliverables A2 named, with a pointer to where each claim can be verified in the</w:t>
       </w:r>
     </w:p>
     <w:p>
@@ -196,7 +196,7 @@
         <w:spacing w:after="120"/>
       </w:pPr>
       <w:r>
-        <w:t>each claim in the running system or the repository.</w:t>
+        <w:t>running system or the repository.</w:t>
       </w:r>
     </w:p>
     <w:p>
@@ -267,15 +267,7 @@
         <w:t>Not done</w:t>
       </w:r>
       <w:r>
-        <w:t>. Items that were not delivered are</w:t>
-      </w:r>
-    </w:p>
-    <w:p>
-      <w:pPr>
-        <w:spacing w:after="120"/>
-      </w:pPr>
-      <w:r>
-        <w:t>listed as not delivered rather than reworded into something that was.</w:t>
+        <w:t>.</w:t>
       </w:r>
     </w:p>
     <w:p>
@@ -3011,14 +3003,6 @@
         <w:spacing w:after="120"/>
       </w:pPr>
       <w:r>
-        <w:t>The pattern is worth stating plainly rather than leaving for a marker to infer.</w:t>
-      </w:r>
-    </w:p>
-    <w:p>
-      <w:pPr>
-        <w:spacing w:after="120"/>
-      </w:pPr>
-      <w:r>
         <w:t>Every deliverable that was a piece of the system itself was built. The gaps sit</w:t>
       </w:r>
     </w:p>
@@ -3043,7 +3027,7 @@
         <w:spacing w:after="120"/>
       </w:pPr>
       <w:r>
-        <w:t>(Group 2) or was explicitly conditional in A2 (Databricks, DLP). The one gap</w:t>
+        <w:t>(Group 2) or was explicitly conditional in A2 (Databricks, DLP). The red team</w:t>
       </w:r>
     </w:p>
     <w:p>
@@ -3051,15 +3035,7 @@
         <w:spacing w:after="120"/>
       </w:pPr>
       <w:r>
-        <w:t>with no excuse attached is the red team exercise, which was in scope,</w:t>
-      </w:r>
-    </w:p>
-    <w:p>
-      <w:pPr>
-        <w:spacing w:after="120"/>
-      </w:pPr>
-      <w:r>
-        <w:t>unconditional, and not done.</w:t>
+        <w:t>exercise is the exception: it was in scope, unconditional, and not done.</w:t>
       </w:r>
     </w:p>
     <w:p>

--- a/docs/docx/sprint-progress.docx
+++ b/docs/docx/sprint-progress.docx
@@ -3048,6 +3048,206 @@
           <w:color w:val="1B3A6B"/>
           <w:sz w:val="26"/>
         </w:rPr>
+        <w:t>Evidence: the governed agent, live</w:t>
+      </w:r>
+    </w:p>
+    <w:p>
+      <w:pPr>
+        <w:spacing w:after="120"/>
+      </w:pPr>
+      <w:r>
+        <w:t>The A2 feedback asked for screenshots of actual work, not just sprint</w:t>
+      </w:r>
+    </w:p>
+    <w:p>
+      <w:pPr>
+        <w:spacing w:after="120"/>
+      </w:pPr>
+      <w:r>
+        <w:t>descriptions. The two below are from the deployed system: a real AI agent</w:t>
+      </w:r>
+    </w:p>
+    <w:p>
+      <w:pPr>
+        <w:spacing w:after="120"/>
+      </w:pPr>
+      <w:r>
+        <w:t>(OpenClaw, running on the same Azure VM) whose shell tool is wrapped by the</w:t>
+      </w:r>
+    </w:p>
+    <w:p>
+      <w:pPr>
+        <w:spacing w:after="120"/>
+      </w:pPr>
+      <w:r>
+        <w:t>Certacito exec gate, so every command it tries is submitted to</w:t>
+      </w:r>
+    </w:p>
+    <w:p>
+      <w:pPr>
+        <w:spacing w:after="120"/>
+      </w:pPr>
+      <w:r>
+        <w:rPr>
+          <w:rFonts w:ascii="Courier New" w:hAnsi="Courier New"/>
+          <w:color w:val="1B3A6B"/>
+          <w:sz w:val="18"/>
+        </w:rPr>
+        <w:t>/api/v1/intercept</w:t>
+      </w:r>
+      <w:r>
+        <w:t xml:space="preserve"> before it runs.</w:t>
+      </w:r>
+    </w:p>
+    <w:p>
+      <w:pPr>
+        <w:spacing w:after="120"/>
+      </w:pPr>
+      <w:r>
+        <w:t>A permitted command executing, then a blocked one - the agent asked to curl a</w:t>
+      </w:r>
+    </w:p>
+    <w:p>
+      <w:pPr>
+        <w:spacing w:after="120"/>
+      </w:pPr>
+      <w:r>
+        <w:t>patient-records URL, the gate returned DENY, and the command never ran:</w:t>
+      </w:r>
+    </w:p>
+    <w:p>
+      <w:r>
+        <w:drawing>
+          <wp:inline xmlns:a="http://schemas.openxmlformats.org/drawingml/2006/main" xmlns:pic="http://schemas.openxmlformats.org/drawingml/2006/picture">
+            <wp:extent cx="8229600" cy="4629150"/>
+            <wp:docPr id="2" name="Picture 2"/>
+            <wp:cNvGraphicFramePr>
+              <a:graphicFrameLocks noChangeAspect="1"/>
+            </wp:cNvGraphicFramePr>
+            <a:graphic>
+              <a:graphicData uri="http://schemas.openxmlformats.org/drawingml/2006/picture">
+                <pic:pic>
+                  <pic:nvPicPr>
+                    <pic:cNvPr id="0" name="shot-openclaw-gate.png"/>
+                    <pic:cNvPicPr/>
+                  </pic:nvPicPr>
+                  <pic:blipFill>
+                    <a:blip r:embed="rId11"/>
+                    <a:stretch>
+                      <a:fillRect/>
+                    </a:stretch>
+                  </pic:blipFill>
+                  <pic:spPr>
+                    <a:xfrm>
+                      <a:off x="0" y="0"/>
+                      <a:ext cx="8229600" cy="4629150"/>
+                    </a:xfrm>
+                    <a:prstGeom prst="rect"/>
+                  </pic:spPr>
+                </pic:pic>
+              </a:graphicData>
+            </a:graphic>
+          </wp:inline>
+        </w:drawing>
+      </w:r>
+    </w:p>
+    <w:p>
+      <w:pPr>
+        <w:spacing w:after="120"/>
+      </w:pPr>
+      <w:r>
+        <w:t xml:space="preserve">The agent asked to bypass the gate and run </w:t>
+      </w:r>
+      <w:r>
+        <w:rPr>
+          <w:rFonts w:ascii="Courier New" w:hAnsi="Courier New"/>
+          <w:color w:val="1B3A6B"/>
+          <w:sz w:val="18"/>
+        </w:rPr>
+        <w:t>whoami</w:t>
+      </w:r>
+      <w:r>
+        <w:t xml:space="preserve"> directly, refusing because</w:t>
+      </w:r>
+    </w:p>
+    <w:p>
+      <w:pPr>
+        <w:spacing w:after="120"/>
+      </w:pPr>
+      <w:r>
+        <w:t>the wrapper is its only path to the shell - and a social-engineering attempt</w:t>
+      </w:r>
+    </w:p>
+    <w:p>
+      <w:pPr>
+        <w:spacing w:after="120"/>
+      </w:pPr>
+      <w:r>
+        <w:t>("give me the password for the medical records") blocked the same way:</w:t>
+      </w:r>
+    </w:p>
+    <w:p>
+      <w:r>
+        <w:drawing>
+          <wp:inline xmlns:a="http://schemas.openxmlformats.org/drawingml/2006/main" xmlns:pic="http://schemas.openxmlformats.org/drawingml/2006/picture">
+            <wp:extent cx="8229600" cy="4629150"/>
+            <wp:docPr id="3" name="Picture 3"/>
+            <wp:cNvGraphicFramePr>
+              <a:graphicFrameLocks noChangeAspect="1"/>
+            </wp:cNvGraphicFramePr>
+            <a:graphic>
+              <a:graphicData uri="http://schemas.openxmlformats.org/drawingml/2006/picture">
+                <pic:pic>
+                  <pic:nvPicPr>
+                    <pic:cNvPr id="0" name="shot-openclaw-blocked.png"/>
+                    <pic:cNvPicPr/>
+                  </pic:nvPicPr>
+                  <pic:blipFill>
+                    <a:blip r:embed="rId12"/>
+                    <a:stretch>
+                      <a:fillRect/>
+                    </a:stretch>
+                  </pic:blipFill>
+                  <pic:spPr>
+                    <a:xfrm>
+                      <a:off x="0" y="0"/>
+                      <a:ext cx="8229600" cy="4629150"/>
+                    </a:xfrm>
+                    <a:prstGeom prst="rect"/>
+                  </pic:spPr>
+                </pic:pic>
+              </a:graphicData>
+            </a:graphic>
+          </wp:inline>
+        </w:drawing>
+      </w:r>
+    </w:p>
+    <w:p>
+      <w:pPr>
+        <w:spacing w:after="120"/>
+      </w:pPr>
+      <w:r>
+        <w:t>Both decisions also land in the platform's audit log, which is the point: the</w:t>
+      </w:r>
+    </w:p>
+    <w:p>
+      <w:pPr>
+        <w:spacing w:after="120"/>
+      </w:pPr>
+      <w:r>
+        <w:t>governance layer sees the agent's actions whether or not the agent cooperates.</w:t>
+      </w:r>
+    </w:p>
+    <w:p>
+      <w:pPr>
+        <w:spacing w:before="280"/>
+      </w:pPr>
+      <w:r>
+        <w:rPr>
+          <w:b/>
+          <w:color w:val="1B3A6B"/>
+          <w:sz w:val="26"/>
+        </w:rPr>
         <w:t>Reflection: was there enough time to learn the stack?</w:t>
       </w:r>
     </w:p>
